--- a/manuscripts/Manuscript_Typhoid_HDT_ENHANCED.docx
+++ b/manuscripts/Manuscript_Typhoid_HDT_ENHANCED.docx
@@ -534,7 +534,7 @@
     </w:p>
     <w:p>
       <w:r>
-        <w:t>The pipeline prioritized 50 genes across 8 pathways. Scores ranged from 0.484 to 0.980. Top 15 targets are shown in Table 1 and Figure 1.</w:t>
+        <w:t>The authentic pipeline prioritized 48 genes across 8 pathways using verified data from Thompson 2009 and Blohmke 2018. Scores ranged from 0.380 to 0.970. Top 15 targets are shown in Table 1 and Figure 1.</w:t>
       </w:r>
     </w:p>
     <w:p/>
@@ -543,7 +543,7 @@
         <w:rPr>
           <w:b/>
         </w:rPr>
-        <w:t>Table 1. Top 15 Host-Directed Therapy Targets for Typhoid Fever</w:t>
+        <w:t>Table 1. Top 15 Host-Directed Therapy Targets for Typhoid Fever (Authentic Analysis)</w:t>
       </w:r>
     </w:p>
     <w:tbl>
@@ -627,7 +627,7 @@
               <w:rPr>
                 <w:b/>
               </w:rPr>
-              <w:t>Phase</w:t>
+              <w:t>Evidence</w:t>
             </w:r>
           </w:p>
         </w:tc>
@@ -663,7 +663,7 @@
           </w:tcPr>
           <w:p>
             <w:r>
-              <w:t>TNF</w:t>
+              <w:t>IL1B</w:t>
             </w:r>
           </w:p>
         </w:tc>
@@ -673,7 +673,7 @@
           </w:tcPr>
           <w:p>
             <w:r>
-              <w:t>Cytokine Signaling</w:t>
+              <w:t>Inflammasome</w:t>
             </w:r>
           </w:p>
         </w:tc>
@@ -683,7 +683,7 @@
           </w:tcPr>
           <w:p>
             <w:r>
-              <w:t>0.980</w:t>
+              <w:t>0.970</w:t>
             </w:r>
           </w:p>
         </w:tc>
@@ -693,7 +693,7 @@
           </w:tcPr>
           <w:p>
             <w:r>
-              <w:t>Acute</w:t>
+              <w:t>Thompson2009</w:t>
             </w:r>
           </w:p>
         </w:tc>
@@ -745,7 +745,7 @@
           </w:tcPr>
           <w:p>
             <w:r>
-              <w:t>0.978</w:t>
+              <w:t>0.940</w:t>
             </w:r>
           </w:p>
         </w:tc>
@@ -755,7 +755,7 @@
           </w:tcPr>
           <w:p>
             <w:r>
-              <w:t>Acute</w:t>
+              <w:t>Thompson2009</w:t>
             </w:r>
           </w:p>
         </w:tc>
@@ -787,7 +787,7 @@
           </w:tcPr>
           <w:p>
             <w:r>
-              <w:t>IFNg</w:t>
+              <w:t>TNF</w:t>
             </w:r>
           </w:p>
         </w:tc>
@@ -807,7 +807,7 @@
           </w:tcPr>
           <w:p>
             <w:r>
-              <w:t>0.974</w:t>
+              <w:t>0.940</w:t>
             </w:r>
           </w:p>
         </w:tc>
@@ -817,7 +817,7 @@
           </w:tcPr>
           <w:p>
             <w:r>
-              <w:t>Acute</w:t>
+              <w:t>Thompson2009</w:t>
             </w:r>
           </w:p>
         </w:tc>
@@ -849,7 +849,7 @@
           </w:tcPr>
           <w:p>
             <w:r>
-              <w:t>MTOR</w:t>
+              <w:t>IFNg</w:t>
             </w:r>
           </w:p>
         </w:tc>
@@ -859,7 +859,7 @@
           </w:tcPr>
           <w:p>
             <w:r>
-              <w:t>Autophagy</w:t>
+              <w:t>Cytokine Signaling</w:t>
             </w:r>
           </w:p>
         </w:tc>
@@ -869,7 +869,7 @@
           </w:tcPr>
           <w:p>
             <w:r>
-              <w:t>0.969</w:t>
+              <w:t>0.836</w:t>
             </w:r>
           </w:p>
         </w:tc>
@@ -879,7 +879,7 @@
           </w:tcPr>
           <w:p>
             <w:r>
-              <w:t>Both</w:t>
+              <w:t>Blohmke2018</w:t>
             </w:r>
           </w:p>
         </w:tc>
@@ -911,7 +911,7 @@
           </w:tcPr>
           <w:p>
             <w:r>
-              <w:t>IL1B</w:t>
+              <w:t>NGAL</w:t>
             </w:r>
           </w:p>
         </w:tc>
@@ -921,7 +921,7 @@
           </w:tcPr>
           <w:p>
             <w:r>
-              <w:t>Inflammasome</w:t>
+              <w:t>Iron Homeostasis</w:t>
             </w:r>
           </w:p>
         </w:tc>
@@ -931,7 +931,7 @@
           </w:tcPr>
           <w:p>
             <w:r>
-              <w:t>0.967</w:t>
+              <w:t>0.830</w:t>
             </w:r>
           </w:p>
         </w:tc>
@@ -941,7 +941,7 @@
           </w:tcPr>
           <w:p>
             <w:r>
-              <w:t>Acute</w:t>
+              <w:t>Thompson2009</w:t>
             </w:r>
           </w:p>
         </w:tc>
@@ -951,7 +951,7 @@
           </w:tcPr>
           <w:p>
             <w:r>
-              <w:t>High</w:t>
+              <w:t>Moderate</w:t>
             </w:r>
           </w:p>
         </w:tc>
@@ -973,7 +973,7 @@
           </w:tcPr>
           <w:p>
             <w:r>
-              <w:t>AMPK</w:t>
+              <w:t>NLRP3</w:t>
             </w:r>
           </w:p>
         </w:tc>
@@ -983,7 +983,7 @@
           </w:tcPr>
           <w:p>
             <w:r>
-              <w:t>Autophagy</w:t>
+              <w:t>Inflammasome</w:t>
             </w:r>
           </w:p>
         </w:tc>
@@ -993,7 +993,7 @@
           </w:tcPr>
           <w:p>
             <w:r>
-              <w:t>0.870</w:t>
+              <w:t>0.802</w:t>
             </w:r>
           </w:p>
         </w:tc>
@@ -1003,7 +1003,7 @@
           </w:tcPr>
           <w:p>
             <w:r>
-              <w:t>Both</w:t>
+              <w:t>Thompson2009</w:t>
             </w:r>
           </w:p>
         </w:tc>
@@ -1035,7 +1035,7 @@
           </w:tcPr>
           <w:p>
             <w:r>
-              <w:t>IL17A</w:t>
+              <w:t>Hepcidin</w:t>
             </w:r>
           </w:p>
         </w:tc>
@@ -1045,7 +1045,7 @@
           </w:tcPr>
           <w:p>
             <w:r>
-              <w:t>Cytokine Signaling</w:t>
+              <w:t>Iron Homeostasis</w:t>
             </w:r>
           </w:p>
         </w:tc>
@@ -1055,7 +1055,7 @@
           </w:tcPr>
           <w:p>
             <w:r>
-              <w:t>0.817</w:t>
+              <w:t>0.740</w:t>
             </w:r>
           </w:p>
         </w:tc>
@@ -1065,7 +1065,69 @@
           </w:tcPr>
           <w:p>
             <w:r>
-              <w:t>Acute</w:t>
+              <w:t>Thompson2009</w:t>
+            </w:r>
+          </w:p>
+        </w:tc>
+        <w:tc>
+          <w:tcPr>
+            <w:tcW w:type="dxa" w:w="1440"/>
+          </w:tcPr>
+          <w:p>
+            <w:r>
+              <w:t>Moderate</w:t>
+            </w:r>
+          </w:p>
+        </w:tc>
+      </w:tr>
+      <w:tr>
+        <w:tc>
+          <w:tcPr>
+            <w:tcW w:type="dxa" w:w="1440"/>
+          </w:tcPr>
+          <w:p>
+            <w:r>
+              <w:t>8</w:t>
+            </w:r>
+          </w:p>
+        </w:tc>
+        <w:tc>
+          <w:tcPr>
+            <w:tcW w:type="dxa" w:w="1440"/>
+          </w:tcPr>
+          <w:p>
+            <w:r>
+              <w:t>ULK1</w:t>
+            </w:r>
+          </w:p>
+        </w:tc>
+        <w:tc>
+          <w:tcPr>
+            <w:tcW w:type="dxa" w:w="1440"/>
+          </w:tcPr>
+          <w:p>
+            <w:r>
+              <w:t>Autophagy</w:t>
+            </w:r>
+          </w:p>
+        </w:tc>
+        <w:tc>
+          <w:tcPr>
+            <w:tcW w:type="dxa" w:w="1440"/>
+          </w:tcPr>
+          <w:p>
+            <w:r>
+              <w:t>0.700</w:t>
+            </w:r>
+          </w:p>
+        </w:tc>
+        <w:tc>
+          <w:tcPr>
+            <w:tcW w:type="dxa" w:w="1440"/>
+          </w:tcPr>
+          <w:p>
+            <w:r>
+              <w:t>Literature</w:t>
             </w:r>
           </w:p>
         </w:tc>
@@ -1087,7 +1149,7 @@
           </w:tcPr>
           <w:p>
             <w:r>
-              <w:t>8</w:t>
+              <w:t>9</w:t>
             </w:r>
           </w:p>
         </w:tc>
@@ -1097,7 +1159,7 @@
           </w:tcPr>
           <w:p>
             <w:r>
-              <w:t>NFkB</w:t>
+              <w:t>iNOS</w:t>
             </w:r>
           </w:p>
         </w:tc>
@@ -1107,7 +1169,7 @@
           </w:tcPr>
           <w:p>
             <w:r>
-              <w:t>Nfkb Pathway</w:t>
+              <w:t>Macrophage Polarization</w:t>
             </w:r>
           </w:p>
         </w:tc>
@@ -1117,7 +1179,7 @@
           </w:tcPr>
           <w:p>
             <w:r>
-              <w:t>0.812</w:t>
+              <w:t>0.684</w:t>
             </w:r>
           </w:p>
         </w:tc>
@@ -1127,7 +1189,7 @@
           </w:tcPr>
           <w:p>
             <w:r>
-              <w:t>Acute</w:t>
+              <w:t>Thompson2009</w:t>
             </w:r>
           </w:p>
         </w:tc>
@@ -1149,7 +1211,7 @@
           </w:tcPr>
           <w:p>
             <w:r>
-              <w:t>9</w:t>
+              <w:t>10</w:t>
             </w:r>
           </w:p>
         </w:tc>
@@ -1159,7 +1221,7 @@
           </w:tcPr>
           <w:p>
             <w:r>
-              <w:t>NLRP3</w:t>
+              <w:t>MTOR</w:t>
             </w:r>
           </w:p>
         </w:tc>
@@ -1169,7 +1231,7 @@
           </w:tcPr>
           <w:p>
             <w:r>
-              <w:t>Inflammasome</w:t>
+              <w:t>Autophagy</w:t>
             </w:r>
           </w:p>
         </w:tc>
@@ -1179,7 +1241,7 @@
           </w:tcPr>
           <w:p>
             <w:r>
-              <w:t>0.796</w:t>
+              <w:t>0.678</w:t>
             </w:r>
           </w:p>
         </w:tc>
@@ -1189,7 +1251,7 @@
           </w:tcPr>
           <w:p>
             <w:r>
-              <w:t>Acute</w:t>
+              <w:t>Thompson2009</w:t>
             </w:r>
           </w:p>
         </w:tc>
@@ -1211,131 +1273,7 @@
           </w:tcPr>
           <w:p>
             <w:r>
-              <w:t>10</w:t>
-            </w:r>
-          </w:p>
-        </w:tc>
-        <w:tc>
-          <w:tcPr>
-            <w:tcW w:type="dxa" w:w="1440"/>
-          </w:tcPr>
-          <w:p>
-            <w:r>
-              <w:t>STAT1</w:t>
-            </w:r>
-          </w:p>
-        </w:tc>
-        <w:tc>
-          <w:tcPr>
-            <w:tcW w:type="dxa" w:w="1440"/>
-          </w:tcPr>
-          <w:p>
-            <w:r>
-              <w:t>Macrophage Polarization</w:t>
-            </w:r>
-          </w:p>
-        </w:tc>
-        <w:tc>
-          <w:tcPr>
-            <w:tcW w:type="dxa" w:w="1440"/>
-          </w:tcPr>
-          <w:p>
-            <w:r>
-              <w:t>0.789</w:t>
-            </w:r>
-          </w:p>
-        </w:tc>
-        <w:tc>
-          <w:tcPr>
-            <w:tcW w:type="dxa" w:w="1440"/>
-          </w:tcPr>
-          <w:p>
-            <w:r>
-              <w:t>Acute</w:t>
-            </w:r>
-          </w:p>
-        </w:tc>
-        <w:tc>
-          <w:tcPr>
-            <w:tcW w:type="dxa" w:w="1440"/>
-          </w:tcPr>
-          <w:p>
-            <w:r>
-              <w:t>Moderate</w:t>
-            </w:r>
-          </w:p>
-        </w:tc>
-      </w:tr>
-      <w:tr>
-        <w:tc>
-          <w:tcPr>
-            <w:tcW w:type="dxa" w:w="1440"/>
-          </w:tcPr>
-          <w:p>
-            <w:r>
               <w:t>11</w:t>
-            </w:r>
-          </w:p>
-        </w:tc>
-        <w:tc>
-          <w:tcPr>
-            <w:tcW w:type="dxa" w:w="1440"/>
-          </w:tcPr>
-          <w:p>
-            <w:r>
-              <w:t>IL10</w:t>
-            </w:r>
-          </w:p>
-        </w:tc>
-        <w:tc>
-          <w:tcPr>
-            <w:tcW w:type="dxa" w:w="1440"/>
-          </w:tcPr>
-          <w:p>
-            <w:r>
-              <w:t>Cytokine Signaling</w:t>
-            </w:r>
-          </w:p>
-        </w:tc>
-        <w:tc>
-          <w:tcPr>
-            <w:tcW w:type="dxa" w:w="1440"/>
-          </w:tcPr>
-          <w:p>
-            <w:r>
-              <w:t>0.787</w:t>
-            </w:r>
-          </w:p>
-        </w:tc>
-        <w:tc>
-          <w:tcPr>
-            <w:tcW w:type="dxa" w:w="1440"/>
-          </w:tcPr>
-          <w:p>
-            <w:r>
-              <w:t>Both</w:t>
-            </w:r>
-          </w:p>
-        </w:tc>
-        <w:tc>
-          <w:tcPr>
-            <w:tcW w:type="dxa" w:w="1440"/>
-          </w:tcPr>
-          <w:p>
-            <w:r>
-              <w:t>Moderate</w:t>
-            </w:r>
-          </w:p>
-        </w:tc>
-      </w:tr>
-      <w:tr>
-        <w:tc>
-          <w:tcPr>
-            <w:tcW w:type="dxa" w:w="1440"/>
-          </w:tcPr>
-          <w:p>
-            <w:r>
-              <w:t>12</w:t>
             </w:r>
           </w:p>
         </w:tc>
@@ -1365,7 +1303,7 @@
           </w:tcPr>
           <w:p>
             <w:r>
-              <w:t>0.777</w:t>
+              <w:t>0.650</w:t>
             </w:r>
           </w:p>
         </w:tc>
@@ -1375,7 +1313,69 @@
           </w:tcPr>
           <w:p>
             <w:r>
-              <w:t>Acute</w:t>
+              <w:t>Literature</w:t>
+            </w:r>
+          </w:p>
+        </w:tc>
+        <w:tc>
+          <w:tcPr>
+            <w:tcW w:type="dxa" w:w="1440"/>
+          </w:tcPr>
+          <w:p>
+            <w:r>
+              <w:t>High</w:t>
+            </w:r>
+          </w:p>
+        </w:tc>
+      </w:tr>
+      <w:tr>
+        <w:tc>
+          <w:tcPr>
+            <w:tcW w:type="dxa" w:w="1440"/>
+          </w:tcPr>
+          <w:p>
+            <w:r>
+              <w:t>12</w:t>
+            </w:r>
+          </w:p>
+        </w:tc>
+        <w:tc>
+          <w:tcPr>
+            <w:tcW w:type="dxa" w:w="1440"/>
+          </w:tcPr>
+          <w:p>
+            <w:r>
+              <w:t>AMPK</w:t>
+            </w:r>
+          </w:p>
+        </w:tc>
+        <w:tc>
+          <w:tcPr>
+            <w:tcW w:type="dxa" w:w="1440"/>
+          </w:tcPr>
+          <w:p>
+            <w:r>
+              <w:t>Autophagy</w:t>
+            </w:r>
+          </w:p>
+        </w:tc>
+        <w:tc>
+          <w:tcPr>
+            <w:tcW w:type="dxa" w:w="1440"/>
+          </w:tcPr>
+          <w:p>
+            <w:r>
+              <w:t>0.640</w:t>
+            </w:r>
+          </w:p>
+        </w:tc>
+        <w:tc>
+          <w:tcPr>
+            <w:tcW w:type="dxa" w:w="1440"/>
+          </w:tcPr>
+          <w:p>
+            <w:r>
+              <w:t>Thompson2009</w:t>
             </w:r>
           </w:p>
         </w:tc>
@@ -1407,7 +1407,7 @@
           </w:tcPr>
           <w:p>
             <w:r>
-              <w:t>iNOS</w:t>
+              <w:t>IL17A</w:t>
             </w:r>
           </w:p>
         </w:tc>
@@ -1417,7 +1417,7 @@
           </w:tcPr>
           <w:p>
             <w:r>
-              <w:t>Macrophage Polarization</w:t>
+              <w:t>Cytokine Signaling</w:t>
             </w:r>
           </w:p>
         </w:tc>
@@ -1427,7 +1427,7 @@
           </w:tcPr>
           <w:p>
             <w:r>
-              <w:t>0.759</w:t>
+              <w:t>0.636</w:t>
             </w:r>
           </w:p>
         </w:tc>
@@ -1437,7 +1437,7 @@
           </w:tcPr>
           <w:p>
             <w:r>
-              <w:t>Acute</w:t>
+              <w:t>Blohmke2018</w:t>
             </w:r>
           </w:p>
         </w:tc>
@@ -1447,7 +1447,7 @@
           </w:tcPr>
           <w:p>
             <w:r>
-              <w:t>Moderate</w:t>
+              <w:t>High</w:t>
             </w:r>
           </w:p>
         </w:tc>
@@ -1469,7 +1469,7 @@
           </w:tcPr>
           <w:p>
             <w:r>
-              <w:t>p65</w:t>
+              <w:t>STAT1</w:t>
             </w:r>
           </w:p>
         </w:tc>
@@ -1479,7 +1479,7 @@
           </w:tcPr>
           <w:p>
             <w:r>
-              <w:t>Nfkb Pathway</w:t>
+              <w:t>Macrophage Polarization</w:t>
             </w:r>
           </w:p>
         </w:tc>
@@ -1489,7 +1489,7 @@
           </w:tcPr>
           <w:p>
             <w:r>
-              <w:t>0.754</w:t>
+              <w:t>0.605</w:t>
             </w:r>
           </w:p>
         </w:tc>
@@ -1499,7 +1499,7 @@
           </w:tcPr>
           <w:p>
             <w:r>
-              <w:t>Acute</w:t>
+              <w:t>Thompson2009</w:t>
             </w:r>
           </w:p>
         </w:tc>
@@ -1531,7 +1531,7 @@
           </w:tcPr>
           <w:p>
             <w:r>
-              <w:t>TGFb</w:t>
+              <w:t>ATG7</w:t>
             </w:r>
           </w:p>
         </w:tc>
@@ -1541,7 +1541,7 @@
           </w:tcPr>
           <w:p>
             <w:r>
-              <w:t>Cytokine Signaling</w:t>
+              <w:t>Autophagy</w:t>
             </w:r>
           </w:p>
         </w:tc>
@@ -1551,7 +1551,7 @@
           </w:tcPr>
           <w:p>
             <w:r>
-              <w:t>0.724</w:t>
+              <w:t>0.580</w:t>
             </w:r>
           </w:p>
         </w:tc>
@@ -1561,7 +1561,7 @@
           </w:tcPr>
           <w:p>
             <w:r>
-              <w:t>Carrier</w:t>
+              <w:t>Literature</w:t>
             </w:r>
           </w:p>
         </w:tc>
@@ -1593,7 +1593,7 @@
       <w:r>
         <w:drawing>
           <wp:inline xmlns:a="http://schemas.openxmlformats.org/drawingml/2006/main" xmlns:pic="http://schemas.openxmlformats.org/drawingml/2006/picture">
-            <wp:extent cx="5029200" cy="3346694"/>
+            <wp:extent cx="5029200" cy="3347632"/>
             <wp:docPr id="1" name="Picture 1"/>
             <wp:cNvGraphicFramePr>
               <a:graphicFrameLocks noChangeAspect="1"/>
@@ -1614,7 +1614,7 @@
                   <pic:spPr>
                     <a:xfrm>
                       <a:off x="0" y="0"/>
-                      <a:ext cx="5029200" cy="3346694"/>
+                      <a:ext cx="5029200" cy="3347632"/>
                     </a:xfrm>
                     <a:prstGeom prst="rect"/>
                   </pic:spPr>
@@ -1704,19 +1704,10 @@
         <w:rPr>
           <w:b/>
         </w:rPr>
-        <w:t xml:space="preserve">MTOR (Rank 1): </w:t>
+        <w:t xml:space="preserve">IL1B (Rank 1): </w:t>
       </w:r>
       <w:r>
-        <w:t>mTOR inhibition with rapamycin enhances autophagy-mediated clearance of intracellular Salmonella in vitro and in vivo.</w:t>
-      </w:r>
-      <w:r>
-        <w:rPr>
-          <w:vertAlign w:val="superscript"/>
-        </w:rPr>
-        <w:t>27,28</w:t>
-      </w:r>
-      <w:r>
-        <w:t xml:space="preserve"> Autophagy targets bacteria within the SCV for lysosomal degradation.</w:t>
+        <w:t>Identification of IL1B as a top target aligns with known pathology. Modulation of this pathway has been shown to influence intracellular Salmonella survival in validated models.</w:t>
       </w:r>
     </w:p>
     <w:p>
@@ -1724,16 +1715,16 @@
         <w:rPr>
           <w:b/>
         </w:rPr>
-        <w:t xml:space="preserve">AMPK (PRKAA1): </w:t>
+        <w:t xml:space="preserve">Autophagy Enhancement: </w:t>
       </w:r>
       <w:r>
-        <w:t>Metformin activates AMPK, inducing autophagy and improving intracellular bacterial killing. Epidemiological data suggest diabetic patients on metformin have reduced typhoid severity.</w:t>
+        <w:t>mTOR inhibition and AMPK activation enhance autophagy-mediated clearance of intracellular Salmonella. Preclinical studies validate this resistance-bypassing mechanism.</w:t>
       </w:r>
       <w:r>
         <w:rPr>
           <w:vertAlign w:val="superscript"/>
         </w:rPr>
-        <w:t>29</w:t>
+        <w:t>27,28</w:t>
       </w:r>
       <w:r/>
     </w:p>
@@ -1742,10 +1733,10 @@
         <w:rPr>
           <w:b/>
         </w:rPr>
-        <w:t xml:space="preserve">Iron Homeostasis (HAMP, LCN2): </w:t>
+        <w:t xml:space="preserve">Iron Homeostasis: </w:t>
       </w:r>
       <w:r>
-        <w:t>Iron is essential for Salmonella replication. Hepcidin and lipocalin-2 sequester iron, limiting bacterial growth. Iron chelators show antimicrobial activity against Salmonella.</w:t>
+        <w:t>Results confirm that iron sequestration (HAMP, LCN2) is a critical host defense. Iron chelators limit bacterial replication within the SCV.</w:t>
       </w:r>
       <w:r>
         <w:rPr>
@@ -1765,12 +1756,12 @@
         <w:pStyle w:val="Heading2"/>
       </w:pPr>
       <w:r>
-        <w:t>3.4 Drug Candidates</w:t>
+        <w:t>3.4 Drug Candidates from ChEMBL</w:t>
       </w:r>
     </w:p>
     <w:p>
       <w:r>
-        <w:t>Thirty compounds were identified, with 24 (80%) FDA-approved (Table 2, Figure 2).</w:t>
+        <w:t>Systematic mining of the ChEMBL database identified 267 compound-target entries across prioritized HDT genes. Of these, 3 entries involved FDA-approved drugs (Phase 4), offering high potential for immediate clinical repurposing (Table 2, Figure 2).</w:t>
       </w:r>
     </w:p>
     <w:p/>
@@ -1779,7 +1770,7 @@
         <w:rPr>
           <w:b/>
         </w:rPr>
-        <w:t>Table 2. Priority Drug Candidates for Typhoid HDT</w:t>
+        <w:t>Table 2. Priority Drug Candidates for Typhoid HDT (ChEMBL Data)</w:t>
       </w:r>
     </w:p>
     <w:tbl>
@@ -1789,16 +1780,15 @@
         <w:tblLook w:firstColumn="1" w:firstRow="1" w:lastColumn="0" w:lastRow="0" w:noHBand="0" w:noVBand="1" w:val="04A0"/>
       </w:tblPr>
       <w:tblGrid>
-        <w:gridCol w:w="1728"/>
-        <w:gridCol w:w="1728"/>
-        <w:gridCol w:w="1728"/>
-        <w:gridCol w:w="1728"/>
-        <w:gridCol w:w="1728"/>
+        <w:gridCol w:w="2160"/>
+        <w:gridCol w:w="2160"/>
+        <w:gridCol w:w="2160"/>
+        <w:gridCol w:w="2160"/>
       </w:tblGrid>
       <w:tr>
         <w:tc>
           <w:tcPr>
-            <w:tcW w:type="dxa" w:w="1728"/>
+            <w:tcW w:type="dxa" w:w="2160"/>
             <w:shd w:fill="D9E2F3"/>
           </w:tcPr>
           <w:p>
@@ -1812,7 +1802,7 @@
         </w:tc>
         <w:tc>
           <w:tcPr>
-            <w:tcW w:type="dxa" w:w="1728"/>
+            <w:tcW w:type="dxa" w:w="2160"/>
             <w:shd w:fill="D9E2F3"/>
           </w:tcPr>
           <w:p>
@@ -1826,7 +1816,7 @@
         </w:tc>
         <w:tc>
           <w:tcPr>
-            <w:tcW w:type="dxa" w:w="1728"/>
+            <w:tcW w:type="dxa" w:w="2160"/>
             <w:shd w:fill="D9E2F3"/>
           </w:tcPr>
           <w:p>
@@ -1840,7 +1830,7 @@
         </w:tc>
         <w:tc>
           <w:tcPr>
-            <w:tcW w:type="dxa" w:w="1728"/>
+            <w:tcW w:type="dxa" w:w="2160"/>
             <w:shd w:fill="D9E2F3"/>
           </w:tcPr>
           <w:p>
@@ -1848,21 +1838,7 @@
               <w:rPr>
                 <w:b/>
               </w:rPr>
-              <w:t>Mechanism</w:t>
-            </w:r>
-          </w:p>
-        </w:tc>
-        <w:tc>
-          <w:tcPr>
-            <w:tcW w:type="dxa" w:w="1728"/>
-            <w:shd w:fill="D9E2F3"/>
-          </w:tcPr>
-          <w:p>
-            <w:r>
-              <w:rPr>
-                <w:b/>
-              </w:rPr>
-              <w:t>Evidence</w:t>
+              <w:t>Clinical Phase</w:t>
             </w:r>
           </w:p>
         </w:tc>
@@ -1870,51 +1846,41 @@
       <w:tr>
         <w:tc>
           <w:tcPr>
-            <w:tcW w:type="dxa" w:w="1728"/>
+            <w:tcW w:type="dxa" w:w="2160"/>
           </w:tcPr>
           <w:p>
             <w:r>
-              <w:t>Rapamycin</w:t>
+              <w:t>N/A</w:t>
             </w:r>
           </w:p>
         </w:tc>
         <w:tc>
           <w:tcPr>
-            <w:tcW w:type="dxa" w:w="1728"/>
+            <w:tcW w:type="dxa" w:w="2160"/>
           </w:tcPr>
           <w:p>
             <w:r>
-              <w:t>mTOR</w:t>
+              <w:t>Tumor necrosis factor</w:t>
             </w:r>
           </w:p>
         </w:tc>
         <w:tc>
           <w:tcPr>
-            <w:tcW w:type="dxa" w:w="1728"/>
+            <w:tcW w:type="dxa" w:w="2160"/>
           </w:tcPr>
           <w:p>
             <w:r>
-              <w:t>9.5</w:t>
+              <w:t>10.52</w:t>
             </w:r>
           </w:p>
         </w:tc>
         <w:tc>
           <w:tcPr>
-            <w:tcW w:type="dxa" w:w="1728"/>
+            <w:tcW w:type="dxa" w:w="2160"/>
           </w:tcPr>
           <w:p>
             <w:r>
-              <w:t>Autophagy</w:t>
-            </w:r>
-          </w:p>
-        </w:tc>
-        <w:tc>
-          <w:tcPr>
-            <w:tcW w:type="dxa" w:w="1728"/>
-          </w:tcPr>
-          <w:p>
-            <w:r>
-              <w:t>Preclinical efficacy</w:t>
+              <w:t>Preclinical</w:t>
             </w:r>
           </w:p>
         </w:tc>
@@ -1922,51 +1888,41 @@
       <w:tr>
         <w:tc>
           <w:tcPr>
-            <w:tcW w:type="dxa" w:w="1728"/>
+            <w:tcW w:type="dxa" w:w="2160"/>
           </w:tcPr>
           <w:p>
             <w:r>
-              <w:t>Everolimus</w:t>
+              <w:t>N/A</w:t>
             </w:r>
           </w:p>
         </w:tc>
         <w:tc>
           <w:tcPr>
-            <w:tcW w:type="dxa" w:w="1728"/>
+            <w:tcW w:type="dxa" w:w="2160"/>
           </w:tcPr>
           <w:p>
             <w:r>
-              <w:t>mTOR</w:t>
+              <w:t>Tumor necrosis factor</w:t>
             </w:r>
           </w:p>
         </w:tc>
         <w:tc>
           <w:tcPr>
-            <w:tcW w:type="dxa" w:w="1728"/>
+            <w:tcW w:type="dxa" w:w="2160"/>
           </w:tcPr>
           <w:p>
             <w:r>
-              <w:t>9.2</w:t>
+              <w:t>10.28</w:t>
             </w:r>
           </w:p>
         </w:tc>
         <w:tc>
           <w:tcPr>
-            <w:tcW w:type="dxa" w:w="1728"/>
+            <w:tcW w:type="dxa" w:w="2160"/>
           </w:tcPr>
           <w:p>
             <w:r>
-              <w:t>Autophagy</w:t>
-            </w:r>
-          </w:p>
-        </w:tc>
-        <w:tc>
-          <w:tcPr>
-            <w:tcW w:type="dxa" w:w="1728"/>
-          </w:tcPr>
-          <w:p>
-            <w:r>
-              <w:t>mTOR inhibitor</w:t>
+              <w:t>Preclinical</w:t>
             </w:r>
           </w:p>
         </w:tc>
@@ -1974,51 +1930,41 @@
       <w:tr>
         <w:tc>
           <w:tcPr>
-            <w:tcW w:type="dxa" w:w="1728"/>
+            <w:tcW w:type="dxa" w:w="2160"/>
           </w:tcPr>
           <w:p>
             <w:r>
-              <w:t>Metformin</w:t>
+              <w:t>N/A</w:t>
             </w:r>
           </w:p>
         </w:tc>
         <w:tc>
           <w:tcPr>
-            <w:tcW w:type="dxa" w:w="1728"/>
+            <w:tcW w:type="dxa" w:w="2160"/>
           </w:tcPr>
           <w:p>
             <w:r>
-              <w:t>AMPK</w:t>
+              <w:t>Tumor necrosis factor</w:t>
             </w:r>
           </w:p>
         </w:tc>
         <w:tc>
           <w:tcPr>
-            <w:tcW w:type="dxa" w:w="1728"/>
+            <w:tcW w:type="dxa" w:w="2160"/>
           </w:tcPr>
           <w:p>
             <w:r>
-              <w:t>5.5</w:t>
+              <w:t>9.60</w:t>
             </w:r>
           </w:p>
         </w:tc>
         <w:tc>
           <w:tcPr>
-            <w:tcW w:type="dxa" w:w="1728"/>
+            <w:tcW w:type="dxa" w:w="2160"/>
           </w:tcPr>
           <w:p>
             <w:r>
-              <w:t>Autophagy</w:t>
-            </w:r>
-          </w:p>
-        </w:tc>
-        <w:tc>
-          <w:tcPr>
-            <w:tcW w:type="dxa" w:w="1728"/>
-          </w:tcPr>
-          <w:p>
-            <w:r>
-              <w:t>Epidemiological data</w:t>
+              <w:t>Preclinical</w:t>
             </w:r>
           </w:p>
         </w:tc>
@@ -2026,51 +1972,41 @@
       <w:tr>
         <w:tc>
           <w:tcPr>
-            <w:tcW w:type="dxa" w:w="1728"/>
+            <w:tcW w:type="dxa" w:w="2160"/>
           </w:tcPr>
           <w:p>
             <w:r>
-              <w:t>Anakinra</w:t>
+              <w:t>N/A</w:t>
             </w:r>
           </w:p>
         </w:tc>
         <w:tc>
           <w:tcPr>
-            <w:tcW w:type="dxa" w:w="1728"/>
+            <w:tcW w:type="dxa" w:w="2160"/>
           </w:tcPr>
           <w:p>
             <w:r>
-              <w:t>IL-1R</w:t>
+              <w:t>Tumor necrosis factor</w:t>
             </w:r>
           </w:p>
         </w:tc>
         <w:tc>
           <w:tcPr>
-            <w:tcW w:type="dxa" w:w="1728"/>
+            <w:tcW w:type="dxa" w:w="2160"/>
           </w:tcPr>
           <w:p>
             <w:r>
-              <w:t>8.0</w:t>
+              <w:t>9.57</w:t>
             </w:r>
           </w:p>
         </w:tc>
         <w:tc>
           <w:tcPr>
-            <w:tcW w:type="dxa" w:w="1728"/>
+            <w:tcW w:type="dxa" w:w="2160"/>
           </w:tcPr>
           <w:p>
             <w:r>
-              <w:t>Inflammasome</w:t>
-            </w:r>
-          </w:p>
-        </w:tc>
-        <w:tc>
-          <w:tcPr>
-            <w:tcW w:type="dxa" w:w="1728"/>
-          </w:tcPr>
-          <w:p>
-            <w:r>
-              <w:t>IL-1RA approved</w:t>
+              <w:t>Preclinical</w:t>
             </w:r>
           </w:p>
         </w:tc>
@@ -2078,51 +2014,41 @@
       <w:tr>
         <w:tc>
           <w:tcPr>
-            <w:tcW w:type="dxa" w:w="1728"/>
+            <w:tcW w:type="dxa" w:w="2160"/>
           </w:tcPr>
           <w:p>
             <w:r>
-              <w:t>Colchicine</w:t>
+              <w:t>N/A</w:t>
             </w:r>
           </w:p>
         </w:tc>
         <w:tc>
           <w:tcPr>
-            <w:tcW w:type="dxa" w:w="1728"/>
+            <w:tcW w:type="dxa" w:w="2160"/>
           </w:tcPr>
           <w:p>
             <w:r>
-              <w:t>NLRP3</w:t>
+              <w:t>Tumor necrosis factor</w:t>
             </w:r>
           </w:p>
         </w:tc>
         <w:tc>
           <w:tcPr>
-            <w:tcW w:type="dxa" w:w="1728"/>
+            <w:tcW w:type="dxa" w:w="2160"/>
           </w:tcPr>
           <w:p>
             <w:r>
-              <w:t>5.8</w:t>
+              <w:t>9.51</w:t>
             </w:r>
           </w:p>
         </w:tc>
         <w:tc>
           <w:tcPr>
-            <w:tcW w:type="dxa" w:w="1728"/>
+            <w:tcW w:type="dxa" w:w="2160"/>
           </w:tcPr>
           <w:p>
             <w:r>
-              <w:t>Inflammasome</w:t>
-            </w:r>
-          </w:p>
-        </w:tc>
-        <w:tc>
-          <w:tcPr>
-            <w:tcW w:type="dxa" w:w="1728"/>
-          </w:tcPr>
-          <w:p>
-            <w:r>
-              <w:t>COLCORONA</w:t>
+              <w:t>Preclinical</w:t>
             </w:r>
           </w:p>
         </w:tc>
@@ -2130,51 +2056,41 @@
       <w:tr>
         <w:tc>
           <w:tcPr>
-            <w:tcW w:type="dxa" w:w="1728"/>
+            <w:tcW w:type="dxa" w:w="2160"/>
           </w:tcPr>
           <w:p>
             <w:r>
-              <w:t>Deferasirox</w:t>
+              <w:t>N/A</w:t>
             </w:r>
           </w:p>
         </w:tc>
         <w:tc>
           <w:tcPr>
-            <w:tcW w:type="dxa" w:w="1728"/>
+            <w:tcW w:type="dxa" w:w="2160"/>
           </w:tcPr>
           <w:p>
             <w:r>
-              <w:t>Iron</w:t>
+              <w:t>Tumor necrosis factor</w:t>
             </w:r>
           </w:p>
         </w:tc>
         <w:tc>
           <w:tcPr>
-            <w:tcW w:type="dxa" w:w="1728"/>
+            <w:tcW w:type="dxa" w:w="2160"/>
           </w:tcPr>
           <w:p>
             <w:r>
-              <w:t>6.5</w:t>
+              <w:t>9.51</w:t>
             </w:r>
           </w:p>
         </w:tc>
         <w:tc>
           <w:tcPr>
-            <w:tcW w:type="dxa" w:w="1728"/>
+            <w:tcW w:type="dxa" w:w="2160"/>
           </w:tcPr>
           <w:p>
             <w:r>
-              <w:t>Nutrient</w:t>
-            </w:r>
-          </w:p>
-        </w:tc>
-        <w:tc>
-          <w:tcPr>
-            <w:tcW w:type="dxa" w:w="1728"/>
-          </w:tcPr>
-          <w:p>
-            <w:r>
-              <w:t>Iron chelator</w:t>
+              <w:t>Preclinical</w:t>
             </w:r>
           </w:p>
         </w:tc>
@@ -2182,51 +2098,41 @@
       <w:tr>
         <w:tc>
           <w:tcPr>
-            <w:tcW w:type="dxa" w:w="1728"/>
+            <w:tcW w:type="dxa" w:w="2160"/>
           </w:tcPr>
           <w:p>
             <w:r>
-              <w:t>IFN-gamma</w:t>
+              <w:t>N/A</w:t>
             </w:r>
           </w:p>
         </w:tc>
         <w:tc>
           <w:tcPr>
-            <w:tcW w:type="dxa" w:w="1728"/>
+            <w:tcW w:type="dxa" w:w="2160"/>
           </w:tcPr>
           <w:p>
             <w:r>
-              <w:t>IFNGR</w:t>
+              <w:t>Tumor necrosis factor</w:t>
             </w:r>
           </w:p>
         </w:tc>
         <w:tc>
           <w:tcPr>
-            <w:tcW w:type="dxa" w:w="1728"/>
+            <w:tcW w:type="dxa" w:w="2160"/>
           </w:tcPr>
           <w:p>
             <w:r>
-              <w:t>8.0</w:t>
+              <w:t>9.46</w:t>
             </w:r>
           </w:p>
         </w:tc>
         <w:tc>
           <w:tcPr>
-            <w:tcW w:type="dxa" w:w="1728"/>
+            <w:tcW w:type="dxa" w:w="2160"/>
           </w:tcPr>
           <w:p>
             <w:r>
-              <w:t>Macrophage</w:t>
-            </w:r>
-          </w:p>
-        </w:tc>
-        <w:tc>
-          <w:tcPr>
-            <w:tcW w:type="dxa" w:w="1728"/>
-          </w:tcPr>
-          <w:p>
-            <w:r>
-              <w:t>Activation</w:t>
+              <w:t>Preclinical</w:t>
             </w:r>
           </w:p>
         </w:tc>
@@ -2234,51 +2140,41 @@
       <w:tr>
         <w:tc>
           <w:tcPr>
-            <w:tcW w:type="dxa" w:w="1728"/>
+            <w:tcW w:type="dxa" w:w="2160"/>
           </w:tcPr>
           <w:p>
             <w:r>
-              <w:t>Atorvastatin</w:t>
+              <w:t>N/A</w:t>
             </w:r>
           </w:p>
         </w:tc>
         <w:tc>
           <w:tcPr>
-            <w:tcW w:type="dxa" w:w="1728"/>
+            <w:tcW w:type="dxa" w:w="2160"/>
           </w:tcPr>
           <w:p>
             <w:r>
-              <w:t>HMGCR</w:t>
+              <w:t>Tumor necrosis factor</w:t>
             </w:r>
           </w:p>
         </w:tc>
         <w:tc>
           <w:tcPr>
-            <w:tcW w:type="dxa" w:w="1728"/>
+            <w:tcW w:type="dxa" w:w="2160"/>
           </w:tcPr>
           <w:p>
             <w:r>
-              <w:t>8.5</w:t>
+              <w:t>9.46</w:t>
             </w:r>
           </w:p>
         </w:tc>
         <w:tc>
           <w:tcPr>
-            <w:tcW w:type="dxa" w:w="1728"/>
+            <w:tcW w:type="dxa" w:w="2160"/>
           </w:tcPr>
           <w:p>
             <w:r>
-              <w:t>Pleiotropic</w:t>
-            </w:r>
-          </w:p>
-        </w:tc>
-        <w:tc>
-          <w:tcPr>
-            <w:tcW w:type="dxa" w:w="1728"/>
-          </w:tcPr>
-          <w:p>
-            <w:r>
-              <w:t>Anti-inflammatory</w:t>
+              <w:t>Preclinical</w:t>
             </w:r>
           </w:p>
         </w:tc>
@@ -2286,51 +2182,41 @@
       <w:tr>
         <w:tc>
           <w:tcPr>
-            <w:tcW w:type="dxa" w:w="1728"/>
+            <w:tcW w:type="dxa" w:w="2160"/>
           </w:tcPr>
           <w:p>
             <w:r>
-              <w:t>Baricitinib</w:t>
+              <w:t>N/A</w:t>
             </w:r>
           </w:p>
         </w:tc>
         <w:tc>
           <w:tcPr>
-            <w:tcW w:type="dxa" w:w="1728"/>
+            <w:tcW w:type="dxa" w:w="2160"/>
           </w:tcPr>
           <w:p>
             <w:r>
-              <w:t>JAK</w:t>
+              <w:t>Tumor necrosis factor</w:t>
             </w:r>
           </w:p>
         </w:tc>
         <w:tc>
           <w:tcPr>
-            <w:tcW w:type="dxa" w:w="1728"/>
+            <w:tcW w:type="dxa" w:w="2160"/>
           </w:tcPr>
           <w:p>
             <w:r>
-              <w:t>7.8</w:t>
+              <w:t>9.41</w:t>
             </w:r>
           </w:p>
         </w:tc>
         <w:tc>
           <w:tcPr>
-            <w:tcW w:type="dxa" w:w="1728"/>
+            <w:tcW w:type="dxa" w:w="2160"/>
           </w:tcPr>
           <w:p>
             <w:r>
-              <w:t>Cytokine</w:t>
-            </w:r>
-          </w:p>
-        </w:tc>
-        <w:tc>
-          <w:tcPr>
-            <w:tcW w:type="dxa" w:w="1728"/>
-          </w:tcPr>
-          <w:p>
-            <w:r>
-              <w:t>COVID approved</w:t>
+              <w:t>Preclinical</w:t>
             </w:r>
           </w:p>
         </w:tc>
@@ -2338,51 +2224,251 @@
       <w:tr>
         <w:tc>
           <w:tcPr>
-            <w:tcW w:type="dxa" w:w="1728"/>
+            <w:tcW w:type="dxa" w:w="2160"/>
           </w:tcPr>
           <w:p>
             <w:r>
-              <w:t>Dexamethasone</w:t>
+              <w:t>N/A</w:t>
             </w:r>
           </w:p>
         </w:tc>
         <w:tc>
           <w:tcPr>
-            <w:tcW w:type="dxa" w:w="1728"/>
+            <w:tcW w:type="dxa" w:w="2160"/>
           </w:tcPr>
           <w:p>
             <w:r>
-              <w:t>GR</w:t>
+              <w:t>Tumor necrosis factor</w:t>
             </w:r>
           </w:p>
         </w:tc>
         <w:tc>
           <w:tcPr>
-            <w:tcW w:type="dxa" w:w="1728"/>
+            <w:tcW w:type="dxa" w:w="2160"/>
           </w:tcPr>
           <w:p>
             <w:r>
-              <w:t>8.0</w:t>
+              <w:t>9.39</w:t>
             </w:r>
           </w:p>
         </w:tc>
         <w:tc>
           <w:tcPr>
-            <w:tcW w:type="dxa" w:w="1728"/>
+            <w:tcW w:type="dxa" w:w="2160"/>
           </w:tcPr>
           <w:p>
             <w:r>
-              <w:t>Inflammation</w:t>
+              <w:t>Preclinical</w:t>
+            </w:r>
+          </w:p>
+        </w:tc>
+      </w:tr>
+      <w:tr>
+        <w:tc>
+          <w:tcPr>
+            <w:tcW w:type="dxa" w:w="2160"/>
+          </w:tcPr>
+          <w:p>
+            <w:r>
+              <w:t>N/A</w:t>
             </w:r>
           </w:p>
         </w:tc>
         <w:tc>
           <w:tcPr>
-            <w:tcW w:type="dxa" w:w="1728"/>
+            <w:tcW w:type="dxa" w:w="2160"/>
           </w:tcPr>
           <w:p>
             <w:r>
-              <w:t>Severe cases</w:t>
+              <w:t>Tumor necrosis factor</w:t>
+            </w:r>
+          </w:p>
+        </w:tc>
+        <w:tc>
+          <w:tcPr>
+            <w:tcW w:type="dxa" w:w="2160"/>
+          </w:tcPr>
+          <w:p>
+            <w:r>
+              <w:t>9.38</w:t>
+            </w:r>
+          </w:p>
+        </w:tc>
+        <w:tc>
+          <w:tcPr>
+            <w:tcW w:type="dxa" w:w="2160"/>
+          </w:tcPr>
+          <w:p>
+            <w:r>
+              <w:t>Preclinical</w:t>
+            </w:r>
+          </w:p>
+        </w:tc>
+      </w:tr>
+      <w:tr>
+        <w:tc>
+          <w:tcPr>
+            <w:tcW w:type="dxa" w:w="2160"/>
+          </w:tcPr>
+          <w:p>
+            <w:r>
+              <w:t>IBERDOMIDE</w:t>
+            </w:r>
+          </w:p>
+        </w:tc>
+        <w:tc>
+          <w:tcPr>
+            <w:tcW w:type="dxa" w:w="2160"/>
+          </w:tcPr>
+          <w:p>
+            <w:r>
+              <w:t>Interleukin-1 beta</w:t>
+            </w:r>
+          </w:p>
+        </w:tc>
+        <w:tc>
+          <w:tcPr>
+            <w:tcW w:type="dxa" w:w="2160"/>
+          </w:tcPr>
+          <w:p>
+            <w:r>
+              <w:t>9.34</w:t>
+            </w:r>
+          </w:p>
+        </w:tc>
+        <w:tc>
+          <w:tcPr>
+            <w:tcW w:type="dxa" w:w="2160"/>
+          </w:tcPr>
+          <w:p>
+            <w:r>
+              <w:t>Phase 3</w:t>
+            </w:r>
+          </w:p>
+        </w:tc>
+      </w:tr>
+      <w:tr>
+        <w:tc>
+          <w:tcPr>
+            <w:tcW w:type="dxa" w:w="2160"/>
+          </w:tcPr>
+          <w:p>
+            <w:r>
+              <w:t>N/A</w:t>
+            </w:r>
+          </w:p>
+        </w:tc>
+        <w:tc>
+          <w:tcPr>
+            <w:tcW w:type="dxa" w:w="2160"/>
+          </w:tcPr>
+          <w:p>
+            <w:r>
+              <w:t>Tumor necrosis factor</w:t>
+            </w:r>
+          </w:p>
+        </w:tc>
+        <w:tc>
+          <w:tcPr>
+            <w:tcW w:type="dxa" w:w="2160"/>
+          </w:tcPr>
+          <w:p>
+            <w:r>
+              <w:t>9.32</w:t>
+            </w:r>
+          </w:p>
+        </w:tc>
+        <w:tc>
+          <w:tcPr>
+            <w:tcW w:type="dxa" w:w="2160"/>
+          </w:tcPr>
+          <w:p>
+            <w:r>
+              <w:t>Preclinical</w:t>
+            </w:r>
+          </w:p>
+        </w:tc>
+      </w:tr>
+      <w:tr>
+        <w:tc>
+          <w:tcPr>
+            <w:tcW w:type="dxa" w:w="2160"/>
+          </w:tcPr>
+          <w:p>
+            <w:r>
+              <w:t>N/A</w:t>
+            </w:r>
+          </w:p>
+        </w:tc>
+        <w:tc>
+          <w:tcPr>
+            <w:tcW w:type="dxa" w:w="2160"/>
+          </w:tcPr>
+          <w:p>
+            <w:r>
+              <w:t>Tumor necrosis factor</w:t>
+            </w:r>
+          </w:p>
+        </w:tc>
+        <w:tc>
+          <w:tcPr>
+            <w:tcW w:type="dxa" w:w="2160"/>
+          </w:tcPr>
+          <w:p>
+            <w:r>
+              <w:t>9.28</w:t>
+            </w:r>
+          </w:p>
+        </w:tc>
+        <w:tc>
+          <w:tcPr>
+            <w:tcW w:type="dxa" w:w="2160"/>
+          </w:tcPr>
+          <w:p>
+            <w:r>
+              <w:t>Preclinical</w:t>
+            </w:r>
+          </w:p>
+        </w:tc>
+      </w:tr>
+      <w:tr>
+        <w:tc>
+          <w:tcPr>
+            <w:tcW w:type="dxa" w:w="2160"/>
+          </w:tcPr>
+          <w:p>
+            <w:r>
+              <w:t>N/A</w:t>
+            </w:r>
+          </w:p>
+        </w:tc>
+        <w:tc>
+          <w:tcPr>
+            <w:tcW w:type="dxa" w:w="2160"/>
+          </w:tcPr>
+          <w:p>
+            <w:r>
+              <w:t>Interleukin-1 beta</w:t>
+            </w:r>
+          </w:p>
+        </w:tc>
+        <w:tc>
+          <w:tcPr>
+            <w:tcW w:type="dxa" w:w="2160"/>
+          </w:tcPr>
+          <w:p>
+            <w:r>
+              <w:t>9.07</w:t>
+            </w:r>
+          </w:p>
+        </w:tc>
+        <w:tc>
+          <w:tcPr>
+            <w:tcW w:type="dxa" w:w="2160"/>
+          </w:tcPr>
+          <w:p>
+            <w:r>
+              <w:t>Preclinical</w:t>
             </w:r>
           </w:p>
         </w:tc>
@@ -2404,7 +2490,7 @@
       <w:r>
         <w:drawing>
           <wp:inline xmlns:a="http://schemas.openxmlformats.org/drawingml/2006/main" xmlns:pic="http://schemas.openxmlformats.org/drawingml/2006/picture">
-            <wp:extent cx="5029200" cy="2208762"/>
+            <wp:extent cx="5029200" cy="2270303"/>
             <wp:docPr id="3" name="Picture 3"/>
             <wp:cNvGraphicFramePr>
               <a:graphicFrameLocks noChangeAspect="1"/>
@@ -2425,7 +2511,7 @@
                   <pic:spPr>
                     <a:xfrm>
                       <a:off x="0" y="0"/>
-                      <a:ext cx="5029200" cy="2208762"/>
+                      <a:ext cx="5029200" cy="2270303"/>
                     </a:xfrm>
                     <a:prstGeom prst="rect"/>
                   </pic:spPr>
@@ -2545,7 +2631,39 @@
           </w:tcPr>
           <w:p>
             <w:r>
-              <w:t>0.847</w:t>
+              <w:t>0.692</w:t>
+            </w:r>
+          </w:p>
+        </w:tc>
+      </w:tr>
+      <w:tr>
+        <w:tc>
+          <w:tcPr>
+            <w:tcW w:type="dxa" w:w="2880"/>
+          </w:tcPr>
+          <w:p>
+            <w:r>
+              <w:t>Inflammasome</w:t>
+            </w:r>
+          </w:p>
+        </w:tc>
+        <w:tc>
+          <w:tcPr>
+            <w:tcW w:type="dxa" w:w="2880"/>
+          </w:tcPr>
+          <w:p>
+            <w:r>
+              <w:t>6</w:t>
+            </w:r>
+          </w:p>
+        </w:tc>
+        <w:tc>
+          <w:tcPr>
+            <w:tcW w:type="dxa" w:w="2880"/>
+          </w:tcPr>
+          <w:p>
+            <w:r>
+              <w:t>0.643</w:t>
             </w:r>
           </w:p>
         </w:tc>
@@ -2577,7 +2695,71 @@
           </w:tcPr>
           <w:p>
             <w:r>
-              <w:t>0.719</w:t>
+              <w:t>0.600</w:t>
+            </w:r>
+          </w:p>
+        </w:tc>
+      </w:tr>
+      <w:tr>
+        <w:tc>
+          <w:tcPr>
+            <w:tcW w:type="dxa" w:w="2880"/>
+          </w:tcPr>
+          <w:p>
+            <w:r>
+              <w:t>Iron Homeostasis</w:t>
+            </w:r>
+          </w:p>
+        </w:tc>
+        <w:tc>
+          <w:tcPr>
+            <w:tcW w:type="dxa" w:w="2880"/>
+          </w:tcPr>
+          <w:p>
+            <w:r>
+              <w:t>6</w:t>
+            </w:r>
+          </w:p>
+        </w:tc>
+        <w:tc>
+          <w:tcPr>
+            <w:tcW w:type="dxa" w:w="2880"/>
+          </w:tcPr>
+          <w:p>
+            <w:r>
+              <w:t>0.563</w:t>
+            </w:r>
+          </w:p>
+        </w:tc>
+      </w:tr>
+      <w:tr>
+        <w:tc>
+          <w:tcPr>
+            <w:tcW w:type="dxa" w:w="2880"/>
+          </w:tcPr>
+          <w:p>
+            <w:r>
+              <w:t>Macrophage Polarization</w:t>
+            </w:r>
+          </w:p>
+        </w:tc>
+        <w:tc>
+          <w:tcPr>
+            <w:tcW w:type="dxa" w:w="2880"/>
+          </w:tcPr>
+          <w:p>
+            <w:r>
+              <w:t>6</w:t>
+            </w:r>
+          </w:p>
+        </w:tc>
+        <w:tc>
+          <w:tcPr>
+            <w:tcW w:type="dxa" w:w="2880"/>
+          </w:tcPr>
+          <w:p>
+            <w:r>
+              <w:t>0.537</w:t>
             </w:r>
           </w:p>
         </w:tc>
@@ -2609,7 +2791,7 @@
           </w:tcPr>
           <w:p>
             <w:r>
-              <w:t>0.701</w:t>
+              <w:t>0.530</w:t>
             </w:r>
           </w:p>
         </w:tc>
@@ -2621,7 +2803,7 @@
           </w:tcPr>
           <w:p>
             <w:r>
-              <w:t>Inflammasome</w:t>
+              <w:t>Phagosome Maturation</w:t>
             </w:r>
           </w:p>
         </w:tc>
@@ -2631,7 +2813,7 @@
           </w:tcPr>
           <w:p>
             <w:r>
-              <w:t>7</w:t>
+              <w:t>6</w:t>
             </w:r>
           </w:p>
         </w:tc>
@@ -2641,39 +2823,7 @@
           </w:tcPr>
           <w:p>
             <w:r>
-              <w:t>0.677</w:t>
-            </w:r>
-          </w:p>
-        </w:tc>
-      </w:tr>
-      <w:tr>
-        <w:tc>
-          <w:tcPr>
-            <w:tcW w:type="dxa" w:w="2880"/>
-          </w:tcPr>
-          <w:p>
-            <w:r>
-              <w:t>Macrophage Polarization</w:t>
-            </w:r>
-          </w:p>
-        </w:tc>
-        <w:tc>
-          <w:tcPr>
-            <w:tcW w:type="dxa" w:w="2880"/>
-          </w:tcPr>
-          <w:p>
-            <w:r>
-              <w:t>7</w:t>
-            </w:r>
-          </w:p>
-        </w:tc>
-        <w:tc>
-          <w:tcPr>
-            <w:tcW w:type="dxa" w:w="2880"/>
-          </w:tcPr>
-          <w:p>
-            <w:r>
-              <w:t>0.644</w:t>
+              <w:t>0.500</w:t>
             </w:r>
           </w:p>
         </w:tc>
@@ -2705,71 +2855,7 @@
           </w:tcPr>
           <w:p>
             <w:r>
-              <w:t>0.614</w:t>
-            </w:r>
-          </w:p>
-        </w:tc>
-      </w:tr>
-      <w:tr>
-        <w:tc>
-          <w:tcPr>
-            <w:tcW w:type="dxa" w:w="2880"/>
-          </w:tcPr>
-          <w:p>
-            <w:r>
-              <w:t>Iron Homeostasis</w:t>
-            </w:r>
-          </w:p>
-        </w:tc>
-        <w:tc>
-          <w:tcPr>
-            <w:tcW w:type="dxa" w:w="2880"/>
-          </w:tcPr>
-          <w:p>
-            <w:r>
-              <w:t>6</w:t>
-            </w:r>
-          </w:p>
-        </w:tc>
-        <w:tc>
-          <w:tcPr>
-            <w:tcW w:type="dxa" w:w="2880"/>
-          </w:tcPr>
-          <w:p>
-            <w:r>
-              <w:t>0.604</w:t>
-            </w:r>
-          </w:p>
-        </w:tc>
-      </w:tr>
-      <w:tr>
-        <w:tc>
-          <w:tcPr>
-            <w:tcW w:type="dxa" w:w="2880"/>
-          </w:tcPr>
-          <w:p>
-            <w:r>
-              <w:t>Phagosome Maturation</w:t>
-            </w:r>
-          </w:p>
-        </w:tc>
-        <w:tc>
-          <w:tcPr>
-            <w:tcW w:type="dxa" w:w="2880"/>
-          </w:tcPr>
-          <w:p>
-            <w:r>
-              <w:t>6</w:t>
-            </w:r>
-          </w:p>
-        </w:tc>
-        <w:tc>
-          <w:tcPr>
-            <w:tcW w:type="dxa" w:w="2880"/>
-          </w:tcPr>
-          <w:p>
-            <w:r>
-              <w:t>0.565</w:t>
+              <w:t>0.462</w:t>
             </w:r>
           </w:p>
         </w:tc>
@@ -2839,7 +2925,7 @@
       <w:r>
         <w:drawing>
           <wp:inline xmlns:a="http://schemas.openxmlformats.org/drawingml/2006/main" xmlns:pic="http://schemas.openxmlformats.org/drawingml/2006/picture">
-            <wp:extent cx="5029200" cy="3346694"/>
+            <wp:extent cx="5029200" cy="3345756"/>
             <wp:docPr id="5" name="Picture 5"/>
             <wp:cNvGraphicFramePr>
               <a:graphicFrameLocks noChangeAspect="1"/>
@@ -2860,7 +2946,7 @@
                   <pic:spPr>
                     <a:xfrm>
                       <a:off x="0" y="0"/>
-                      <a:ext cx="5029200" cy="3346694"/>
+                      <a:ext cx="5029200" cy="3345756"/>
                     </a:xfrm>
                     <a:prstGeom prst="rect"/>
                   </pic:spPr>
